--- a/resources/templates/19审理会议纪要.docx
+++ b/resources/templates/19审理会议纪要.docx
@@ -524,6 +524,9 @@
                 <w:lang w:eastAsia="zh-CN"/>
               </w:rPr>
             </w:pPr>
+            <w:r>
+              <w:t>{projectName}</w:t>
+            </w:r>
           </w:p>
         </w:tc>
         <w:tc>
@@ -614,6 +617,9 @@
                 <w:lang w:val="en-US" w:eastAsia="zh-CN"/>
               </w:rPr>
             </w:pPr>
+            <w:r>
+              <w:t>{auditedUnit}</w:t>
+            </w:r>
           </w:p>
         </w:tc>
       </w:tr>
